--- a/assets/cv/Jean_Luck_Ruiz_Granda_HV_ATS.docx
+++ b/assets/cv/Jean_Luck_Ruiz_Granda_HV_ATS.docx
@@ -81,7 +81,7 @@
           <w:color w:val="555555"/>
           <w:sz w:val="18"/>
         </w:rPr>
-        <w:t>Contribuyó a escalar el CoE de 9 a más de 110 profesionales y a soportar más de 160 iniciativas concurrentes. Durante ese crecimiento contribuyó a elevar los ingresos anuales de USD 1M a USD 3M y el margen de 35% a 45%, manteniendo la deserción anual por debajo de 5%. Combina estrategia Data &amp; AI, modelos de negocio, portafolio de servicios, realización de valor, change management, delivery governance y sistemas agenticos.</w:t>
+        <w:t>Contribuyó a escalar el CoE de 9 a más de 110 profesionales y a soportar más de 160 iniciativas concurrentes. Durante ese crecimiento contribuyó a elevar los ingresos anuales de USD 1M a USD 3M y el margen de 35% a 45%, manteniendo la deserción anual por debajo de 5%. Combina estrategia y modelos operativos, portafolio de servicios, realización de valor, change management, delivery governance e IA aplicada a operaciones y prototipos propios.</w:t>
       </w:r>
     </w:p>
     <w:p>
@@ -169,7 +169,7 @@
         </w:numPr>
       </w:pPr>
       <w:r>
-        <w:t>Estrategia y liderazgo de unidades: estrategia Data &amp; AI, modelos de negocio, portafolio de servicios, capacidad y economía.</w:t>
+        <w:t>Estrategia y liderazgo de unidades: modelos de negocio, portafolio de servicios, capacidad, economía y aportes en estrategia Data &amp; AI.</w:t>
       </w:r>
     </w:p>
     <w:p>
@@ -181,7 +181,7 @@
         </w:numPr>
       </w:pPr>
       <w:r>
-        <w:t>Disrupción digital y transformación con IA: rediseño de flujos de valor, casos de uso, GenAI adoption y roadmaps.</w:t>
+        <w:t>Transformacion con IA: rediseño de flujos de valor, identificación de casos de uso, adopción aplicada de GenAI y roadmaps.</w:t>
       </w:r>
     </w:p>
     <w:p>
@@ -229,7 +229,7 @@
         </w:numPr>
       </w:pPr>
       <w:r>
-        <w:t>AI operating model y gobierno: demanda, Responsible AI, guardrails, adopción, riesgos y supervisión humana.</w:t>
+        <w:t>Adopcion y gobierno aplicado de IA: priorización de demanda, criterios de valor y riesgo, guardrails y supervisión humana.</w:t>
       </w:r>
     </w:p>
     <w:p>
@@ -253,7 +253,7 @@
         </w:numPr>
       </w:pPr>
       <w:r>
-        <w:t>Sistemas agenticos y capacidad transferible: prompt y context engineering, source grounding, workflow states y quality gates.</w:t>
+        <w:t>Prototipado de sistemas asistidos por IA: prompt y context engineering, source grounding, workflow states y quality gates aplicados a prototipos propios.</w:t>
       </w:r>
     </w:p>
     <w:p>
@@ -271,7 +271,7 @@
           <w:color w:val="555555"/>
           <w:sz w:val="18"/>
         </w:rPr>
-        <w:t>Azure DevOps avanzado | Power BI | CRM | Microsoft 365 | Google Workspace | Miro | PMI / PMBOK aplicado | Scrum | SAFe | Nexus | LeSS | ADKAR | Kotter | OKR | KPI | Responsible AI</w:t>
+        <w:t>Azure DevOps avanzado | Power BI | CRM | Microsoft 365 | Google Workspace | Miro | PMI / PMBOK aplicado | Scrum | SAFe | Nexus | LeSS | ADKAR | Kotter | OKR | KPI | IA aplicada</w:t>
       </w:r>
     </w:p>
     <w:p>
@@ -363,11 +363,6 @@
       </w:r>
     </w:p>
     <w:p>
-      <w:r>
-        <w:br w:type="page"/>
-      </w:r>
-    </w:p>
-    <w:p>
       <w:pPr>
         <w:pStyle w:val="Heading1"/>
       </w:pPr>
@@ -390,7 +385,7 @@
           <w:color w:val="555555"/>
           <w:sz w:val="18"/>
         </w:rPr>
-        <w:t>Embajador de la marca | AI Enablement &amp; Systems Builder</w:t>
+        <w:t>Embajador de la marca | Desarrollo de capacidades con IA</w:t>
       </w:r>
     </w:p>
     <w:p>
@@ -402,7 +397,7 @@
         </w:numPr>
       </w:pPr>
       <w:r>
-        <w:t>Construye productos de aprendizaje y consultoría habilitados por IA como Embajador de MetodologIA.</w:t>
+        <w:t>Completó un ciclo intensivo de 16 semanas y materializó 16 entregables entre metodologías, activos digitales, sistemas y evidencias de aprendizaje aplicado.</w:t>
       </w:r>
     </w:p>
     <w:p>
@@ -414,7 +409,7 @@
         </w:numPr>
       </w:pPr>
       <w:r>
-        <w:t>Completó un programa intensivo de 16 semanas y construyó 16 entregables entre metodologías, activos digitales, sistemas y evidencias de aprendizaje aplicado.</w:t>
+        <w:t>Convirtió ese aprendizaje en evidencia pública: construyó y desplegó JeanTwin, un agente profesional propio con base de conocimiento, criterios de voz y función serverless.</w:t>
       </w:r>
     </w:p>
     <w:p>
@@ -426,7 +421,7 @@
         </w:numPr>
       </w:pPr>
       <w:r>
-        <w:t>Desarrolla posicionamiento, modelo de negocio y mecanismos de sostenibilidad; aplica prompt y context engineering, source grounding, workflow states y quality gates.</w:t>
+        <w:t>Como Embajador, conecta personas y organizaciones con el portafolio publicado en metodología.info y con una ruta de cuatro workshops que lleva una idea a un producto digital funcional.</w:t>
       </w:r>
     </w:p>
     <w:p>
@@ -733,6 +728,60 @@
       </w:pPr>
       <w:r>
         <w:t>Brindó soporte técnico, diagnóstico y resolución de incidentes de aplicaciones CAD.</w:t>
+      </w:r>
+    </w:p>
+    <w:p>
+      <w:pPr>
+        <w:pStyle w:val="Heading1"/>
+      </w:pPr>
+      <w:r>
+        <w:t>REFERENCIAS</w:t>
+      </w:r>
+    </w:p>
+    <w:p>
+      <w:pPr>
+        <w:pStyle w:val="Heading2"/>
+      </w:pPr>
+      <w:r>
+        <w:t>Javier Andrés Montaño Guzmán | Referencia laboral</w:t>
+      </w:r>
+    </w:p>
+    <w:p>
+      <w:r>
+        <w:rPr>
+          <w:rFonts w:ascii="Arial" w:hAnsi="Arial"/>
+          <w:color w:val="555555"/>
+          <w:sz w:val="18"/>
+        </w:rPr>
+        <w:t>Center of Excellence Head, Amaris Consulting. Jefe directo en Sofka Technologies.</w:t>
+      </w:r>
+    </w:p>
+    <w:p>
+      <w:pPr>
+        <w:pStyle w:val="Heading2"/>
+      </w:pPr>
+      <w:r>
+        <w:t>Andrés Felipe Patiño Agudelo | Referencia personal</w:t>
+      </w:r>
+    </w:p>
+    <w:p>
+      <w:r>
+        <w:rPr>
+          <w:rFonts w:ascii="Arial" w:hAnsi="Arial"/>
+          <w:color w:val="555555"/>
+          <w:sz w:val="18"/>
+        </w:rPr>
+        <w:t>Gerente de Sostenibilidad, Juan Valdez. Socios en emprendimientos.</w:t>
+      </w:r>
+    </w:p>
+    <w:p>
+      <w:r>
+        <w:rPr>
+          <w:rFonts w:ascii="Arial" w:hAnsi="Arial"/>
+          <w:color w:val="555555"/>
+          <w:sz w:val="18"/>
+        </w:rPr>
+        <w:t>Datos de contacto disponibles a solicitud.</w:t>
       </w:r>
     </w:p>
     <w:sectPr>

--- a/assets/cv/Jean_Luck_Ruiz_Granda_HV_ATS.docx
+++ b/assets/cv/Jean_Luck_Ruiz_Granda_HV_ATS.docx
@@ -753,7 +753,7 @@
           <w:color w:val="555555"/>
           <w:sz w:val="18"/>
         </w:rPr>
-        <w:t>Center of Excellence Head, Amaris Consulting. Jefe directo en Sofka Technologies.</w:t>
+        <w:t>Offer Manager de (Gen)AI y Data, Amaris Consulting. Fue Head del Centro de Excelencia y jefe directo de Jean en Sofka Technologies.</w:t>
       </w:r>
     </w:p>
     <w:p>
